--- a/fuentes/123103_CF10_DU.docx
+++ b/fuentes/123103_CF10_DU.docx
@@ -202,7 +202,7 @@
               </wp:anchor>
             </w:drawing>
           </mc:Choice>
-          <mc:Fallback xmlns:w16sdtfl="http://schemas.microsoft.com/office/word/2024/wordml/sdtformatlock" xmlns:w16sdtdh="http://schemas.microsoft.com/office/word/2020/wordml/sdtdatahash" xmlns:w16du="http://schemas.microsoft.com/office/word/2023/wordml/word16du" xmlns:oel="http://schemas.microsoft.com/office/2019/extlst">
+          <mc:Fallback xmlns:oel="http://schemas.microsoft.com/office/2019/extlst" xmlns:w16du="http://schemas.microsoft.com/office/word/2023/wordml/word16du" xmlns:w16sdtdh="http://schemas.microsoft.com/office/word/2020/wordml/sdtdatahash" xmlns:w16sdtfl="http://schemas.microsoft.com/office/word/2024/wordml/sdtformatlock">
             <w:pict>
               <v:rect w14:anchorId="6FC500C3" id="Rectángulo 3" o:spid="_x0000_s1026" alt="&quot;&quot;" style="position:absolute;margin-left:-56pt;margin-top:25.7pt;width:613.85pt;height:183.4pt;z-index:-251655168;visibility:visible;mso-wrap-style:square;mso-height-percent:0;mso-wrap-distance-left:9pt;mso-wrap-distance-top:0;mso-wrap-distance-right:9pt;mso-wrap-distance-bottom:0;mso-position-horizontal:absolute;mso-position-horizontal-relative:text;mso-position-vertical:absolute;mso-position-vertical-relative:text;mso-height-percent:0;mso-height-relative:margin;v-text-anchor:middle" o:gfxdata="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" fillcolor="#00314d" stroked="f" strokeweight="1pt"/>
             </w:pict>
@@ -1814,7 +1814,35 @@
                 <w:rStyle w:val="Hipervnculo"/>
                 <w:noProof/>
               </w:rPr>
-              <w:t>Instrumentos Financieros - Clientes y otras cuentas por cobrar</w:t>
+              <w:t xml:space="preserve">Instrumentos </w:t>
+            </w:r>
+            <w:r>
+              <w:rPr>
+                <w:rStyle w:val="Hipervnculo"/>
+                <w:noProof/>
+              </w:rPr>
+              <w:t>f</w:t>
+            </w:r>
+            <w:r>
+              <w:rPr>
+                <w:rStyle w:val="Hipervnculo"/>
+                <w:noProof/>
+              </w:rPr>
+              <w:t xml:space="preserve">inancieros </w:t>
+            </w:r>
+            <w:r>
+              <w:rPr>
+                <w:rStyle w:val="Hipervnculo"/>
+                <w:noProof/>
+              </w:rPr>
+              <w:t>–</w:t>
+            </w:r>
+            <w:r>
+              <w:rPr>
+                <w:rStyle w:val="Hipervnculo"/>
+                <w:noProof/>
+              </w:rPr>
+              <w:t xml:space="preserve"> Clientes y otras cuentas por cobrar</w:t>
             </w:r>
             <w:r>
               <w:rPr>
@@ -3611,7 +3639,19 @@
         <w:rPr>
           <w:lang w:eastAsia="es-CO"/>
         </w:rPr>
-        <w:t>Solo hay un método de valuación "Juego de Inventarios".</w:t>
+        <w:t>Solo hay un método de valuación</w:t>
+      </w:r>
+      <w:r>
+        <w:rPr>
+          <w:lang w:eastAsia="es-CO"/>
+        </w:rPr>
+        <w:t>:</w:t>
+      </w:r>
+      <w:r>
+        <w:rPr>
+          <w:lang w:eastAsia="es-CO"/>
+        </w:rPr>
+        <w:t xml:space="preserve"> "Juego de Inventarios".</w:t>
       </w:r>
     </w:p>
     <w:p>
@@ -16155,6 +16195,12 @@
         </w:rPr>
         <w:t>% Gasto Devolución en Venta)</w:t>
       </w:r>
+      <w:r>
+        <w:rPr>
+          <w:lang w:eastAsia="es-CO"/>
+        </w:rPr>
+        <w:t>.</w:t>
+      </w:r>
     </w:p>
     <w:p>
       <w:pPr>
@@ -17218,7 +17264,19 @@
         <w:rPr>
           <w:lang w:val="es-419" w:eastAsia="es-CO"/>
         </w:rPr>
-        <w:t>Las pérdidas por deterioro del valor reconocidas o revertidas en el resultado de acuerdo con la sección 27 de NIIF para Pymes “Deterioro del Valor de los Activos”</w:t>
+        <w:t xml:space="preserve">Las pérdidas por deterioro del valor reconocidas o revertidas en el resultado de acuerdo con la sección 27 de NIIF para </w:t>
+      </w:r>
+      <w:r>
+        <w:rPr>
+          <w:lang w:val="es-419" w:eastAsia="es-CO"/>
+        </w:rPr>
+        <w:t>p</w:t>
+      </w:r>
+      <w:r>
+        <w:rPr>
+          <w:lang w:val="es-419" w:eastAsia="es-CO"/>
+        </w:rPr>
+        <w:t>ymes “Deterioro del Valor de los Activos”</w:t>
       </w:r>
       <w:r>
         <w:rPr>
@@ -17287,20 +17345,12 @@
         </w:rPr>
         <w:t xml:space="preserve">Las cuentas por pagar, consideradas instrumentos financieros, representan obligaciones contractuales asumidas por una entidad al adquirir bienes o servicios a crédito. En el contexto contable, especialmente bajo la NIIF para </w:t>
       </w:r>
-      <w:proofErr w:type="spellStart"/>
-      <w:r>
-        <w:rPr>
-          <w:lang w:val="es-419" w:eastAsia="es-CO"/>
-        </w:rPr>
-        <w:t>p</w:t>
-      </w:r>
-      <w:r>
-        <w:rPr>
-          <w:lang w:val="es-419" w:eastAsia="es-CO"/>
-        </w:rPr>
-        <w:t>YMES</w:t>
-      </w:r>
-      <w:proofErr w:type="spellEnd"/>
+      <w:r>
+        <w:rPr>
+          <w:lang w:val="es-419" w:eastAsia="es-CO"/>
+        </w:rPr>
+        <w:t>pymes</w:t>
+      </w:r>
       <w:r>
         <w:rPr>
           <w:lang w:val="es-419" w:eastAsia="es-CO"/>
@@ -18843,7 +18893,19 @@
         <w:rPr>
           <w:lang w:val="es-419" w:eastAsia="es-CO"/>
         </w:rPr>
-        <w:t xml:space="preserve">Vende inventarios de contado por un valor de $ 12.900.000 incluido IVA </w:t>
+        <w:t>Vende inventarios de contado por un valor de $12.900.000</w:t>
+      </w:r>
+      <w:r>
+        <w:rPr>
+          <w:lang w:val="es-419" w:eastAsia="es-CO"/>
+        </w:rPr>
+        <w:t>,</w:t>
+      </w:r>
+      <w:r>
+        <w:rPr>
+          <w:lang w:val="es-419" w:eastAsia="es-CO"/>
+        </w:rPr>
+        <w:t xml:space="preserve"> incluido IVA </w:t>
       </w:r>
       <w:r>
         <w:rPr>
@@ -18855,19 +18917,7 @@
         <w:rPr>
           <w:lang w:val="es-419" w:eastAsia="es-CO"/>
         </w:rPr>
-        <w:t>19 %, menos</w:t>
-      </w:r>
-      <w:r>
-        <w:rPr>
-          <w:lang w:val="es-419" w:eastAsia="es-CO"/>
-        </w:rPr>
-        <w:t>,</w:t>
-      </w:r>
-      <w:r>
-        <w:rPr>
-          <w:lang w:val="es-419" w:eastAsia="es-CO"/>
-        </w:rPr>
-        <w:t xml:space="preserve"> </w:t>
+        <w:t xml:space="preserve">19 %, menos </w:t>
       </w:r>
       <w:proofErr w:type="spellStart"/>
       <w:r>
@@ -20922,7 +20972,19 @@
       </w:pPr>
       <w:bookmarkStart w:id="14" w:name="_Toc224306728"/>
       <w:r>
-        <w:t>Instrumentos Financieros - Clientes y otras cuentas por cobrar</w:t>
+        <w:t xml:space="preserve">Instrumentos </w:t>
+      </w:r>
+      <w:r>
+        <w:t>f</w:t>
+      </w:r>
+      <w:r>
+        <w:t xml:space="preserve">inancieros </w:t>
+      </w:r>
+      <w:r>
+        <w:t>–</w:t>
+      </w:r>
+      <w:r>
+        <w:t xml:space="preserve"> Clientes y otras cuentas por cobrar</w:t>
       </w:r>
       <w:bookmarkEnd w:id="14"/>
     </w:p>
@@ -31476,20 +31538,12 @@
       </w:r>
     </w:p>
     <w:p>
-      <w:pPr>
+      <w:r>
         <w:rPr>
           <w:b/>
           <w:bCs/>
         </w:rPr>
-      </w:pPr>
-    </w:p>
-    <w:p>
-      <w:r>
-        <w:rPr>
-          <w:b/>
-          <w:bCs/>
-        </w:rPr>
-        <w:t>k</w:t>
+        <w:t>K</w:t>
       </w:r>
       <w:r>
         <w:rPr>
@@ -33024,6 +33078,7 @@
         <w:docPartUnique/>
       </w:docPartObj>
     </w:sdtPr>
+    <w:sdtEndPr/>
     <w:sdtContent>
       <w:p>
         <w:pPr>
@@ -33051,6 +33106,7 @@
         <w:docPartUnique/>
       </w:docPartObj>
     </w:sdtPr>
+    <w:sdtEndPr/>
     <w:sdtContent>
       <w:p>
         <w:pPr>
@@ -36458,7 +36514,6 @@
   <w:style w:type="character" w:default="1" w:styleId="Fuentedeprrafopredeter">
     <w:name w:val="Default Paragraph Font"/>
     <w:uiPriority w:val="1"/>
-    <w:semiHidden/>
     <w:unhideWhenUsed/>
   </w:style>
   <w:style w:type="table" w:default="1" w:styleId="Tablanormal">
@@ -37543,6 +37598,15 @@
 </file>
 
 <file path=customXml/item1.xml><?xml version="1.0" encoding="utf-8"?>
+<?mso-contentType ?>
+<FormTemplates xmlns="http://schemas.microsoft.com/sharepoint/v3/contenttype/forms">
+  <Display>DocumentLibraryForm</Display>
+  <Edit>DocumentLibraryForm</Edit>
+  <New>DocumentLibraryForm</New>
+</FormTemplates>
+</file>
+
+<file path=customXml/item2.xml><?xml version="1.0" encoding="utf-8"?>
 <ct:contentTypeSchema xmlns:ct="http://schemas.microsoft.com/office/2006/metadata/contentType" xmlns:ma="http://schemas.microsoft.com/office/2006/metadata/properties/metaAttributes" ct:_="" ma:_="" ma:contentTypeName="Documento" ma:contentTypeID="0x010100EA8A463C70CDF94EBCEAEE24D04F3F8A" ma:contentTypeVersion="12" ma:contentTypeDescription="Crear nuevo documento." ma:contentTypeScope="" ma:versionID="0a68c197ff11ee8f2a4dfa92d3e5c792">
   <xsd:schema xmlns:xsd="http://www.w3.org/2001/XMLSchema" xmlns:xs="http://www.w3.org/2001/XMLSchema" xmlns:p="http://schemas.microsoft.com/office/2006/metadata/properties" xmlns:ns2="d174a4fb-80c2-4523-8d89-375030acacbf" xmlns:ns3="b250f519-6473-4480-8c44-6ee3a3a530c3" targetNamespace="http://schemas.microsoft.com/office/2006/metadata/properties" ma:root="true" ma:fieldsID="55936f832c432473a7bcdfeafd102760" ns2:_="" ns3:_="">
     <xsd:import namespace="d174a4fb-80c2-4523-8d89-375030acacbf"/>
@@ -37743,20 +37807,7 @@
 </ct:contentTypeSchema>
 </file>
 
-<file path=customXml/item2.xml><?xml version="1.0" encoding="utf-8"?>
-<?mso-contentType ?>
-<FormTemplates xmlns="http://schemas.microsoft.com/sharepoint/v3/contenttype/forms">
-  <Display>DocumentLibraryForm</Display>
-  <Edit>DocumentLibraryForm</Edit>
-  <New>DocumentLibraryForm</New>
-</FormTemplates>
-</file>
-
 <file path=customXml/item3.xml><?xml version="1.0" encoding="utf-8"?>
-<b:Sources xmlns:b="http://schemas.openxmlformats.org/officeDocument/2006/bibliography" xmlns="http://schemas.openxmlformats.org/officeDocument/2006/bibliography" SelectedStyle="\APASixthEditionOfficeOnline.xsl" StyleName="APA" Version="6"/>
-</file>
-
-<file path=customXml/item4.xml><?xml version="1.0" encoding="utf-8"?>
 <p:properties xmlns:p="http://schemas.microsoft.com/office/2006/metadata/properties" xmlns:xsi="http://www.w3.org/2001/XMLSchema-instance" xmlns:pc="http://schemas.microsoft.com/office/infopath/2007/PartnerControls">
   <documentManagement>
     <TaxCatchAll xmlns="b250f519-6473-4480-8c44-6ee3a3a530c3" xsi:nil="true"/>
@@ -37767,7 +37818,19 @@
 </p:properties>
 </file>
 
+<file path=customXml/item4.xml><?xml version="1.0" encoding="utf-8"?>
+<b:Sources xmlns:b="http://schemas.openxmlformats.org/officeDocument/2006/bibliography" xmlns="http://schemas.openxmlformats.org/officeDocument/2006/bibliography" SelectedStyle="\APASixthEditionOfficeOnline.xsl" StyleName="APA" Version="6"/>
+</file>
+
 <file path=customXml/itemProps1.xml><?xml version="1.0" encoding="utf-8"?>
+<ds:datastoreItem xmlns:ds="http://schemas.openxmlformats.org/officeDocument/2006/customXml" ds:itemID="{CA136CC1-2B4B-43E8-B194-E81624537768}">
+  <ds:schemaRefs>
+    <ds:schemaRef ds:uri="http://schemas.microsoft.com/sharepoint/v3/contenttype/forms"/>
+  </ds:schemaRefs>
+</ds:datastoreItem>
+</file>
+
+<file path=customXml/itemProps2.xml><?xml version="1.0" encoding="utf-8"?>
 <ds:datastoreItem xmlns:ds="http://schemas.openxmlformats.org/officeDocument/2006/customXml" ds:itemID="{1FB60A7B-E0A9-4CED-BD97-9F6001A12B67}">
   <ds:schemaRefs>
     <ds:schemaRef ds:uri="http://schemas.microsoft.com/office/2006/metadata/contentType"/>
@@ -37786,23 +37849,7 @@
 </ds:datastoreItem>
 </file>
 
-<file path=customXml/itemProps2.xml><?xml version="1.0" encoding="utf-8"?>
-<ds:datastoreItem xmlns:ds="http://schemas.openxmlformats.org/officeDocument/2006/customXml" ds:itemID="{CA136CC1-2B4B-43E8-B194-E81624537768}">
-  <ds:schemaRefs>
-    <ds:schemaRef ds:uri="http://schemas.microsoft.com/sharepoint/v3/contenttype/forms"/>
-  </ds:schemaRefs>
-</ds:datastoreItem>
-</file>
-
 <file path=customXml/itemProps3.xml><?xml version="1.0" encoding="utf-8"?>
-<ds:datastoreItem xmlns:ds="http://schemas.openxmlformats.org/officeDocument/2006/customXml" ds:itemID="{E8AB44A3-7C62-4BD2-82ED-8ABC209970FA}">
-  <ds:schemaRefs>
-    <ds:schemaRef ds:uri="http://schemas.openxmlformats.org/officeDocument/2006/bibliography"/>
-  </ds:schemaRefs>
-</ds:datastoreItem>
-</file>
-
-<file path=customXml/itemProps4.xml><?xml version="1.0" encoding="utf-8"?>
 <ds:datastoreItem xmlns:ds="http://schemas.openxmlformats.org/officeDocument/2006/customXml" ds:itemID="{089E86C4-2081-42FB-BDA9-063E36C863E9}">
   <ds:schemaRefs>
     <ds:schemaRef ds:uri="http://schemas.microsoft.com/office/2006/metadata/properties"/>
@@ -37811,4 +37858,12 @@
     <ds:schemaRef ds:uri="d174a4fb-80c2-4523-8d89-375030acacbf"/>
   </ds:schemaRefs>
 </ds:datastoreItem>
+</file>
+
+<file path=customXml/itemProps4.xml><?xml version="1.0" encoding="utf-8"?>
+<ds:datastoreItem xmlns:ds="http://schemas.openxmlformats.org/officeDocument/2006/customXml" ds:itemID="{E8AB44A3-7C62-4BD2-82ED-8ABC209970FA}">
+  <ds:schemaRefs>
+    <ds:schemaRef ds:uri="http://schemas.openxmlformats.org/officeDocument/2006/bibliography"/>
+  </ds:schemaRefs>
+</ds:datastoreItem>
 </file>